--- a/submission_package/manuscript/main.docx
+++ b/submission_package/manuscript/main.docx
@@ -305,13 +305,13 @@
         <w:t xml:space="preserve"> </w:t>
       </w:r>
       <w:r>
-        <w:t xml:space="preserve">for the</w:t>
-      </w:r>
-      <w:r>
-        <w:t xml:space="preserve"> </w:t>
-      </w:r>
-      <w:r>
-        <w:t xml:space="preserve">physico-chemical regime label, with temperature-control method alone the largest single</w:t>
+        <w:t xml:space="preserve">(bootstrap 95 % CI 0.02–0.37) for the physico-chemical regime label,</w:t>
+      </w:r>
+      <w:r>
+        <w:t xml:space="preserve"> </w:t>
+      </w:r>
+      <w:r>
+        <w:t xml:space="preserve">with temperature-control method alone the largest single</w:t>
       </w:r>
       <w:r>
         <w:t xml:space="preserve"> </w:t>
@@ -412,18 +412,58 @@
         <w:t xml:space="preserve"> </w:t>
       </w:r>
       <w:r>
-        <w:t xml:space="preserve">dissolves: within every study that varies particle size</w:t>
-      </w:r>
-      <w:r>
-        <w:t xml:space="preserve"> </w:t>
-      </w:r>
-      <w:r>
-        <w:t xml:space="preserve">(</w:t>
-      </w:r>
-      <m:oMath>
+        <w:t xml:space="preserve">dissolves: within every study that reports particle size</w:t>
+      </w:r>
+      <w:r>
+        <w:t xml:space="preserve"> </w:t>
+      </w:r>
+      <w:r>
+        <w:t xml:space="preserve">as a variable (</w:t>
+      </w:r>
+      <m:oMath>
+        <m:r>
+          <m:t>n</m:t>
+        </m:r>
+        <m:r>
+          <m:t>​</m:t>
+        </m:r>
+        <m:r>
+          <m:rPr>
+            <m:sty m:val="p"/>
+          </m:rPr>
+          <m:t>=</m:t>
+        </m:r>
+        <m:r>
+          <m:t>​</m:t>
+        </m:r>
         <m:r>
           <m:t>5</m:t>
         </m:r>
+      </m:oMath>
+      <w:r>
+        <w:t xml:space="preserve"> </w:t>
+      </w:r>
+      <w:r>
+        <w:t xml:space="preserve">of</w:t>
+      </w:r>
+      <w:r>
+        <w:t xml:space="preserve"> </w:t>
+      </w:r>
+      <m:oMath>
+        <m:r>
+          <m:t>31</m:t>
+        </m:r>
+      </m:oMath>
+      <w:r>
+        <w:t xml:space="preserve">;</w:t>
+      </w:r>
+      <w:r>
+        <w:t xml:space="preserve"> </w:t>
+      </w:r>
+      <m:oMath>
+        <m:r>
+          <m:t>59</m:t>
+        </m:r>
         <m:r>
           <m:rPr>
             <m:sty m:val="p"/>
@@ -431,11 +471,20 @@
           <m:t>/</m:t>
         </m:r>
         <m:r>
-          <m:t>5</m:t>
-        </m:r>
-      </m:oMath>
-      <w:r>
-        <w:t xml:space="preserve">), the within-study effect is consistently negative, identifying the cross-study</w:t>
+          <m:t>315</m:t>
+        </m:r>
+      </m:oMath>
+      <w:r>
+        <w:t xml:space="preserve"> </w:t>
+      </w:r>
+      <w:r>
+        <w:t xml:space="preserve">rows), the within-study effect is consistently</w:t>
+      </w:r>
+      <w:r>
+        <w:t xml:space="preserve"> </w:t>
+      </w:r>
+      <w:r>
+        <w:t xml:space="preserve">negative, identifying the cross-study</w:t>
       </w:r>
       <w:r>
         <w:t xml:space="preserve"> </w:t>
@@ -447,13 +496,13 @@
         <w:t xml:space="preserve"> </w:t>
       </w:r>
       <w:r>
-        <w:t xml:space="preserve">analysis pipeline, and a minimum-information reporting standard to make future experiments</w:t>
-      </w:r>
-      <w:r>
-        <w:t xml:space="preserve"> </w:t>
-      </w:r>
-      <w:r>
-        <w:t xml:space="preserve">poolable across laboratories.</w:t>
+        <w:t xml:space="preserve">analysis pipeline, and a proposed minimum-information reporting checklist to make future</w:t>
+      </w:r>
+      <w:r>
+        <w:t xml:space="preserve"> </w:t>
+      </w:r>
+      <w:r>
+        <w:t xml:space="preserve">experiments poolable across laboratories.</w:t>
       </w:r>
     </w:p>
     <w:p>
@@ -487,7 +536,7 @@
         </w:numPr>
       </w:pPr>
       <w:r>
-        <w:t xml:space="preserve">Leakage-controlled ML evaluation: study-grouped</w:t>
+        <w:t xml:space="preserve">Leakage-controlled ML evaluation:</w:t>
       </w:r>
       <w:r>
         <w:t xml:space="preserve"> </w:t>
@@ -505,12 +554,65 @@
             </m:r>
           </m:sup>
         </m:sSup>
-      </m:oMath>
-      <w:r>
-        <w:t xml:space="preserve"> </w:t>
-      </w:r>
-      <w:r>
-        <w:t xml:space="preserve">collapses 0.62–0.85 below random-split.</w:t>
+        <m:r>
+          <m:t>​</m:t>
+        </m:r>
+        <m:r>
+          <m:rPr>
+            <m:sty m:val="p"/>
+          </m:rPr>
+          <m:t>≈</m:t>
+        </m:r>
+        <m:r>
+          <m:t>​</m:t>
+        </m:r>
+        <m:r>
+          <m:t>0.55</m:t>
+        </m:r>
+      </m:oMath>
+      <w:r>
+        <w:t xml:space="preserve"> </w:t>
+      </w:r>
+      <w:r>
+        <w:t xml:space="preserve">(random);</w:t>
+      </w:r>
+      <w:r>
+        <w:t xml:space="preserve"> </w:t>
+      </w:r>
+      <m:oMath>
+        <m:sSup>
+          <m:e>
+            <m:r>
+              <m:t>R</m:t>
+            </m:r>
+          </m:e>
+          <m:sup>
+            <m:r>
+              <m:t>2</m:t>
+            </m:r>
+          </m:sup>
+        </m:sSup>
+        <m:r>
+          <m:t>​</m:t>
+        </m:r>
+        <m:r>
+          <m:rPr>
+            <m:sty m:val="p"/>
+          </m:rPr>
+          <m:t>&lt;</m:t>
+        </m:r>
+        <m:r>
+          <m:t>​</m:t>
+        </m:r>
+        <m:r>
+          <m:t>0</m:t>
+        </m:r>
+      </m:oMath>
+      <w:r>
+        <w:t xml:space="preserve"> </w:t>
+      </w:r>
+      <w:r>
+        <w:t xml:space="preserve">(grouped); gap 0.62–0.85.</w:t>
       </w:r>
     </w:p>
     <w:p>
@@ -3212,7 +3314,65 @@
         <w:t xml:space="preserve"> </w:t>
       </w:r>
       <w:r>
-        <w:t xml:space="preserve">fit-quality columns, and is never merged into the yield table. Table </w:t>
+        <w:t xml:space="preserve">fit-quality columns, and is never merged into the yield table.</w:t>
+      </w:r>
+      <w:r>
+        <w:t xml:space="preserve"> </w:t>
+      </w:r>
+      <w:r>
+        <w:t xml:space="preserve">The tables remain separate because yield (</w:t>
+      </w:r>
+      <m:oMath>
+        <m:r>
+          <m:t>η</m:t>
+        </m:r>
+      </m:oMath>
+      <w:r>
+        <w:t xml:space="preserve">, a cumulative fraction at a fixed endpoint)</w:t>
+      </w:r>
+      <w:r>
+        <w:t xml:space="preserve"> </w:t>
+      </w:r>
+      <w:r>
+        <w:t xml:space="preserve">and kinetic parameters (</w:t>
+      </w:r>
+      <m:oMath>
+        <m:sSub>
+          <m:e>
+            <m:r>
+              <m:t>E</m:t>
+            </m:r>
+          </m:e>
+          <m:sub>
+            <m:r>
+              <m:rPr>
+                <m:sty m:val="p"/>
+              </m:rPr>
+              <m:t>a</m:t>
+            </m:r>
+          </m:sub>
+        </m:sSub>
+      </m:oMath>
+      <w:r>
+        <w:t xml:space="preserve">, peak rate, half-time) are distinct outcome types</w:t>
+      </w:r>
+      <w:r>
+        <w:t xml:space="preserve"> </w:t>
+      </w:r>
+      <w:r>
+        <w:t xml:space="preserve">with incompatible units and different quality gates; merging would require normalization</w:t>
+      </w:r>
+      <w:r>
+        <w:t xml:space="preserve"> </w:t>
+      </w:r>
+      <w:r>
+        <w:t xml:space="preserve">assumptions not justified in a meta-analytic context.</w:t>
+      </w:r>
+      <w:r>
+        <w:t xml:space="preserve"> </w:t>
+      </w:r>
+      <w:r>
+        <w:t xml:space="preserve">Table </w:t>
       </w:r>
       <w:hyperlink w:anchor="tab:dataset_composition">
         <w:r>
@@ -11327,7 +11487,7 @@
     <w:bookmarkEnd w:id="61"/>
     <w:bookmarkEnd w:id="62"/>
     <w:bookmarkEnd w:id="63"/>
-    <w:bookmarkStart w:id="75" w:name="discussion"/>
+    <w:bookmarkStart w:id="79" w:name="discussion"/>
     <w:p>
       <w:pPr>
         <w:pStyle w:val="Heading1"/>
@@ -13018,7 +13178,7 @@
     </w:tbl>
     <w:bookmarkEnd w:id="67"/>
     <w:bookmarkEnd w:id="68"/>
-    <w:bookmarkStart w:id="74" w:name="sec:limitations"/>
+    <w:bookmarkStart w:id="78" w:name="sec:limitations"/>
     <w:p>
       <w:pPr>
         <w:pStyle w:val="Heading2"/>
@@ -13486,19 +13646,19 @@
         <w:t xml:space="preserve"> </w:t>
       </w:r>
       <w:r>
-        <w:t xml:space="preserve">with AI assistance (see Declaration of generative AI). Single-author extraction carries</w:t>
-      </w:r>
-      <w:r>
-        <w:t xml:space="preserve"> </w:t>
-      </w:r>
-      <w:r>
-        <w:t xml:space="preserve">no inter-rater reliability guarantee beyond the internal double-extraction check</w:t>
-      </w:r>
-      <w:r>
-        <w:t xml:space="preserve"> </w:t>
-      </w:r>
-      <w:r>
-        <w:t xml:space="preserve">(</w:t>
+        <w:t xml:space="preserve">with AI assistance (see Declaration of generative AI). Single-author extraction provides</w:t>
+      </w:r>
+      <w:r>
+        <w:t xml:space="preserve"> </w:t>
+      </w:r>
+      <w:r>
+        <w:t xml:space="preserve">intra-rater consistency evidence only, not inter-rater reliability: the double-extraction</w:t>
+      </w:r>
+      <w:r>
+        <w:t xml:space="preserve"> </w:t>
+      </w:r>
+      <w:r>
+        <w:t xml:space="preserve">check (</w:t>
       </w:r>
       <m:oMath>
         <m:r>
@@ -13518,25 +13678,171 @@
         <w:t xml:space="preserve"> </w:t>
       </w:r>
       <w:r>
-        <w:t xml:space="preserve">exact). Readers should treat the results as a first systematic synthesis</w:t>
-      </w:r>
-      <w:r>
-        <w:t xml:space="preserve"> </w:t>
-      </w:r>
-      <w:r>
-        <w:t xml:space="preserve">requiring external validation rather than as an established consensus.</w:t>
+        <w:t xml:space="preserve">exact,</w:t>
+      </w:r>
+      <w:r>
+        <w:t xml:space="preserve"> </w:t>
+      </w:r>
+      <m:oMath>
+        <m:r>
+          <m:t>52</m:t>
+        </m:r>
+        <m:r>
+          <m:rPr>
+            <m:sty m:val="p"/>
+          </m:rPr>
+          <m:t>/</m:t>
+        </m:r>
+        <m:r>
+          <m:t>315</m:t>
+        </m:r>
+      </m:oMath>
+      <w:r>
+        <w:t xml:space="preserve"> </w:t>
+      </w:r>
+      <w:r>
+        <w:t xml:space="preserve">rows,</w:t>
+      </w:r>
+      <w:r>
+        <w:t xml:space="preserve"> </w:t>
+      </w:r>
+      <m:oMath>
+        <m:r>
+          <m:t>16</m:t>
+        </m:r>
+        <m:r>
+          <m:rPr>
+            <m:sty m:val="p"/>
+          </m:rPr>
+          <m:t>%</m:t>
+        </m:r>
+      </m:oMath>
+      <w:r>
+        <w:t xml:space="preserve">) repeated extraction by the same author on a</w:t>
+      </w:r>
+      <w:r>
+        <w:t xml:space="preserve"> </w:t>
+      </w:r>
+      <w:r>
+        <w:t xml:space="preserve">subset of rows, confirming self-consistency but not guarding against systematic extractor</w:t>
+      </w:r>
+      <w:r>
+        <w:t xml:space="preserve"> </w:t>
+      </w:r>
+      <w:r>
+        <w:t xml:space="preserve">bias shared across both passes. The remaining</w:t>
+      </w:r>
+      <w:r>
+        <w:t xml:space="preserve"> </w:t>
+      </w:r>
+      <m:oMath>
+        <m:r>
+          <m:t>84</m:t>
+        </m:r>
+        <m:r>
+          <m:rPr>
+            <m:sty m:val="p"/>
+          </m:rPr>
+          <m:t>%</m:t>
+        </m:r>
+      </m:oMath>
+      <w:r>
+        <w:t xml:space="preserve"> </w:t>
+      </w:r>
+      <w:r>
+        <w:t xml:space="preserve">of rows (</w:t>
+      </w:r>
+      <m:oMath>
+        <m:r>
+          <m:t>263</m:t>
+        </m:r>
+        <m:r>
+          <m:rPr>
+            <m:sty m:val="p"/>
+          </m:rPr>
+          <m:t>/</m:t>
+        </m:r>
+        <m:r>
+          <m:t>315</m:t>
+        </m:r>
+      </m:oMath>
+      <w:r>
+        <w:t xml:space="preserve">) have no</w:t>
+      </w:r>
+      <w:r>
+        <w:t xml:space="preserve"> </w:t>
+      </w:r>
+      <w:r>
+        <w:t xml:space="preserve">independent extractor check. Because both passes may have relied on the same AI tool,</w:t>
+      </w:r>
+      <w:r>
+        <w:t xml:space="preserve"> </w:t>
+      </w:r>
+      <w:r>
+        <w:t xml:space="preserve">the</w:t>
+      </w:r>
+      <w:r>
+        <w:t xml:space="preserve"> </w:t>
+      </w:r>
+      <m:oMath>
+        <m:r>
+          <m:t>52</m:t>
+        </m:r>
+        <m:r>
+          <m:rPr>
+            <m:sty m:val="p"/>
+          </m:rPr>
+          <m:t>/</m:t>
+        </m:r>
+        <m:r>
+          <m:t>52</m:t>
+        </m:r>
+      </m:oMath>
+      <w:r>
+        <w:t xml:space="preserve"> </w:t>
+      </w:r>
+      <w:r>
+        <w:t xml:space="preserve">agreement is a self-consistency check rather than an independent validation</w:t>
+      </w:r>
+      <w:r>
+        <w:t xml:space="preserve"> </w:t>
+      </w:r>
+      <w:r>
+        <w:t xml:space="preserve">against AI-introduced errors; the primary protection is the author’s manual review and</w:t>
+      </w:r>
+      <w:r>
+        <w:t xml:space="preserve"> </w:t>
+      </w:r>
+      <w:r>
+        <w:t xml:space="preserve">verification of every extracted value. Readers should treat the results as a first</w:t>
+      </w:r>
+      <w:r>
+        <w:t xml:space="preserve"> </w:t>
+      </w:r>
+      <w:r>
+        <w:t xml:space="preserve">systematic synthesis requiring external validation rather than as an established consensus.</w:t>
+      </w:r>
+      <w:r>
+        <w:t xml:space="preserve"> </w:t>
+      </w:r>
+      <w:r>
+        <w:t xml:space="preserve">The curated data and analysis pipeline are released openly so that independent groups can</w:t>
+      </w:r>
+      <w:r>
+        <w:t xml:space="preserve"> </w:t>
+      </w:r>
+      <w:r>
+        <w:t xml:space="preserve">audit extraction quality and extend the corpus.</w:t>
       </w:r>
     </w:p>
     <w:bookmarkEnd w:id="73"/>
-    <w:bookmarkEnd w:id="74"/>
-    <w:bookmarkEnd w:id="75"/>
-    <w:bookmarkStart w:id="76" w:name="conclusion"/>
+    <w:bookmarkStart w:id="74" w:name="particle-size-finding-scope."/>
     <w:p>
       <w:pPr>
-        <w:pStyle w:val="Heading1"/>
+        <w:pStyle w:val="Heading4"/>
       </w:pPr>
       <w:r>
-        <w:t xml:space="preserve">Conclusion</w:t>
+        <w:t xml:space="preserve">Particle-size finding scope.</w:t>
       </w:r>
     </w:p>
     <w:p>
@@ -13544,47 +13850,69 @@
         <w:pStyle w:val="FirstParagraph"/>
       </w:pPr>
       <w:r>
-        <w:t xml:space="preserve">We unified the scattered aluminum–water hydrolysis literature into a provenance-tracked,</w:t>
-      </w:r>
-      <w:r>
-        <w:t xml:space="preserve"> </w:t>
-      </w:r>
-      <w:r>
-        <w:t xml:space="preserve">quality-tiered open dataset and used leakage-controlled, pre-registered analysis to test</w:t>
-      </w:r>
-      <w:r>
-        <w:t xml:space="preserve"> </w:t>
-      </w:r>
-      <w:r>
-        <w:t xml:space="preserve">whether its long-documented contradictions are physical or methodological. The data answer</w:t>
-      </w:r>
-      <w:r>
-        <w:t xml:space="preserve"> </w:t>
-      </w:r>
-      <w:r>
-        <w:t xml:space="preserve">clearly, if associationally: under study-grouped evaluation naive pooling fails, the</w:t>
-      </w:r>
-      <w:r>
-        <w:t xml:space="preserve"> </w:t>
-      </w:r>
-      <w:r>
-        <w:t xml:space="preserve">physico-chemical regime explains</w:t>
-      </w:r>
-      <w:r>
-        <w:t xml:space="preserve"> </w:t>
-      </w:r>
-      <m:oMath>
-        <m:r>
-          <m:rPr>
-            <m:sty m:val="p"/>
-          </m:rPr>
-          <m:t>≈</m:t>
+        <w:t xml:space="preserve">The resolution of the particle-size contradiction rests on</w:t>
+      </w:r>
+      <w:r>
+        <w:t xml:space="preserve"> </w:t>
+      </w:r>
+      <m:oMath>
+        <m:r>
+          <m:t>n</m:t>
         </m:r>
         <m:r>
           <m:t>​</m:t>
         </m:r>
         <m:r>
-          <m:t>2</m:t>
+          <m:rPr>
+            <m:sty m:val="p"/>
+          </m:rPr>
+          <m:t>=</m:t>
+        </m:r>
+        <m:r>
+          <m:t>​</m:t>
+        </m:r>
+        <m:r>
+          <m:t>5</m:t>
+        </m:r>
+      </m:oMath>
+      <w:r>
+        <w:t xml:space="preserve"> </w:t>
+      </w:r>
+      <w:r>
+        <w:t xml:space="preserve">studies</w:t>
+      </w:r>
+      <w:r>
+        <w:t xml:space="preserve"> </w:t>
+      </w:r>
+      <w:r>
+        <w:t xml:space="preserve">(</w:t>
+      </w:r>
+      <m:oMath>
+        <m:r>
+          <m:t>59</m:t>
+        </m:r>
+        <m:r>
+          <m:rPr>
+            <m:sty m:val="p"/>
+          </m:rPr>
+          <m:t>/</m:t>
+        </m:r>
+        <m:r>
+          <m:t>315</m:t>
+        </m:r>
+      </m:oMath>
+      <w:r>
+        <w:t xml:space="preserve"> </w:t>
+      </w:r>
+      <w:r>
+        <w:t xml:space="preserve">rows,</w:t>
+      </w:r>
+      <w:r>
+        <w:t xml:space="preserve"> </w:t>
+      </w:r>
+      <m:oMath>
+        <m:r>
+          <m:t>19</m:t>
         </m:r>
         <m:r>
           <m:rPr>
@@ -13594,111 +13922,105 @@
         </m:r>
       </m:oMath>
       <w:r>
-        <w:t xml:space="preserve"> </w:t>
-      </w:r>
-      <w:r>
-        <w:t xml:space="preserve">of the between-study yield variance while</w:t>
-      </w:r>
-      <w:r>
-        <w:t xml:space="preserve"> </w:t>
-      </w:r>
-      <w:r>
-        <w:t xml:space="preserve">methodological covariates explain</w:t>
-      </w:r>
-      <w:r>
-        <w:t xml:space="preserve"> </w:t>
-      </w:r>
-      <m:oMath>
-        <m:r>
-          <m:rPr>
-            <m:sty m:val="p"/>
-          </m:rPr>
-          <m:t>≈</m:t>
-        </m:r>
-        <m:r>
-          <m:t>​</m:t>
-        </m:r>
-        <m:r>
-          <m:t>55</m:t>
-        </m:r>
-        <m:r>
-          <m:rPr>
-            <m:sty m:val="p"/>
-          </m:rPr>
-          <m:t>%</m:t>
-        </m:r>
-      </m:oMath>
-      <w:r>
-        <w:t xml:space="preserve"> </w:t>
-      </w:r>
-      <w:r>
-        <w:t xml:space="preserve">(temperature control alone</w:t>
-      </w:r>
-      <w:r>
-        <w:t xml:space="preserve"> </w:t>
-      </w:r>
-      <m:oMath>
-        <m:r>
-          <m:rPr>
-            <m:sty m:val="p"/>
-          </m:rPr>
-          <m:t>≈</m:t>
-        </m:r>
-        <m:r>
-          <m:t>​</m:t>
-        </m:r>
-        <m:r>
-          <m:t>33</m:t>
-        </m:r>
-        <m:r>
-          <m:rPr>
-            <m:sty m:val="p"/>
-          </m:rPr>
-          <m:t>%</m:t>
-        </m:r>
-      </m:oMath>
-      <w:r>
-        <w:t xml:space="preserve">),</w:t>
-      </w:r>
-      <w:r>
-        <w:t xml:space="preserve"> </w:t>
-      </w:r>
-      <w:r>
-        <w:t xml:space="preserve">and the flagship particle-size contradiction is consistent within studies. The contradictions</w:t>
-      </w:r>
-      <w:r>
-        <w:t xml:space="preserve"> </w:t>
-      </w:r>
-      <w:r>
-        <w:t xml:space="preserve">are predominantly an artifact of non-standardized measurement, not genuine regime</w:t>
-      </w:r>
-      <w:r>
-        <w:t xml:space="preserve"> </w:t>
-      </w:r>
-      <w:r>
-        <w:t xml:space="preserve">disagreement. Beyond the finding, the contribution is durable infrastructure—an open</w:t>
-      </w:r>
-      <w:r>
-        <w:t xml:space="preserve"> </w:t>
-      </w:r>
-      <w:r>
-        <w:t xml:space="preserve">dataset, a reproducible leakage-controlled benchmark, and a minimum-information reporting</w:t>
-      </w:r>
-      <w:r>
-        <w:t xml:space="preserve"> </w:t>
-      </w:r>
-      <w:r>
-        <w:t xml:space="preserve">standard—that can turn a contradictory literature into a comparable, growing resource.</w:t>
+        <w:t xml:space="preserve">) that systematically vary particle size. Two regimes</w:t>
+      </w:r>
+      <w:r>
+        <w:t xml:space="preserve"> </w:t>
+      </w:r>
+      <w:r>
+        <w:t xml:space="preserve">(</w:t>
+      </w:r>
+      <w:r>
+        <w:rPr>
+          <w:rStyle w:val="VerbatimChar"/>
+        </w:rPr>
+        <w:t xml:space="preserve">al_alloy</w:t>
+      </w:r>
+      <w:r>
+        <w:t xml:space="preserve">,</w:t>
+      </w:r>
+      <w:r>
+        <w:t xml:space="preserve"> </w:t>
+      </w:r>
+      <w:r>
+        <w:rPr>
+          <w:rStyle w:val="VerbatimChar"/>
+        </w:rPr>
+        <w:t xml:space="preserve">mechanically_activated</w:t>
+      </w:r>
+      <w:r>
+        <w:t xml:space="preserve">) have zero particle-size entries.</w:t>
+      </w:r>
+      <w:r>
+        <w:t xml:space="preserve"> </w:t>
+      </w:r>
+      <w:r>
+        <w:t xml:space="preserve">The</w:t>
+      </w:r>
+      <w:r>
+        <w:t xml:space="preserve"> </w:t>
+      </w:r>
+      <m:oMath>
+        <m:r>
+          <m:t>5</m:t>
+        </m:r>
+        <m:r>
+          <m:rPr>
+            <m:sty m:val="p"/>
+          </m:rPr>
+          <m:t>/</m:t>
+        </m:r>
+        <m:r>
+          <m:t>5</m:t>
+        </m:r>
+      </m:oMath>
+      <w:r>
+        <w:t xml:space="preserve"> </w:t>
+      </w:r>
+      <w:r>
+        <w:t xml:space="preserve">within-study consistency is a strong qualitative signal, but the</w:t>
+      </w:r>
+      <w:r>
+        <w:t xml:space="preserve"> </w:t>
+      </w:r>
+      <m:oMath>
+        <m:r>
+          <m:t>26</m:t>
+        </m:r>
+      </m:oMath>
+      <w:r>
+        <w:t xml:space="preserve"> </w:t>
+      </w:r>
+      <w:r>
+        <w:t xml:space="preserve">studies</w:t>
+      </w:r>
+      <w:r>
+        <w:t xml:space="preserve"> </w:t>
+      </w:r>
+      <w:r>
+        <w:t xml:space="preserve">that did not report particle size may differ systematically from those that did.</w:t>
+      </w:r>
+      <w:r>
+        <w:t xml:space="preserve"> </w:t>
+      </w:r>
+      <w:r>
+        <w:t xml:space="preserve">Whether the consistently-negative within-study effect generalises beyond the reporting</w:t>
+      </w:r>
+      <w:r>
+        <w:t xml:space="preserve"> </w:t>
+      </w:r>
+      <w:r>
+        <w:t xml:space="preserve">subset cannot be established from the current dataset.</w:t>
       </w:r>
     </w:p>
-    <w:bookmarkEnd w:id="76"/>
-    <w:bookmarkStart w:id="78" w:name="data-and-code-availability"/>
+    <w:bookmarkEnd w:id="74"/>
+    <w:bookmarkStart w:id="75" w:name="leakage-gap-as-a-conflated-signal."/>
     <w:p>
       <w:pPr>
-        <w:pStyle w:val="Heading1"/>
+        <w:pStyle w:val="Heading4"/>
       </w:pPr>
       <w:r>
-        <w:t xml:space="preserve">Data and code availability</w:t>
+        <w:t xml:space="preserve">Leakage gap as a conflated signal.</w:t>
       </w:r>
     </w:p>
     <w:p>
@@ -13706,6 +14028,491 @@
         <w:pStyle w:val="FirstParagraph"/>
       </w:pPr>
       <w:r>
+        <w:t xml:space="preserve">The optimism gap (</w:t>
+      </w:r>
+      <m:oMath>
+        <m:r>
+          <m:t>0.62</m:t>
+        </m:r>
+      </m:oMath>
+      <w:r>
+        <w:t xml:space="preserve">–</w:t>
+      </w:r>
+      <m:oMath>
+        <m:r>
+          <m:t>0.85</m:t>
+        </m:r>
+      </m:oMath>
+      <w:r>
+        <w:t xml:space="preserve"> </w:t>
+      </w:r>
+      <w:r>
+        <w:t xml:space="preserve">for tree models) reflects two distinct phenomena:</w:t>
+      </w:r>
+      <w:r>
+        <w:t xml:space="preserve"> </w:t>
+      </w:r>
+      <w:r>
+        <w:t xml:space="preserve">between-study methodological heterogeneity and out-of-distribution extrapolation.</w:t>
+      </w:r>
+      <w:r>
+        <w:t xml:space="preserve"> </w:t>
+      </w:r>
+      <w:r>
+        <w:t xml:space="preserve">If the 31 studies explore non-overlapping regions of physicochemical parameter</w:t>
+      </w:r>
+      <w:r>
+        <w:t xml:space="preserve"> </w:t>
+      </w:r>
+      <w:r>
+        <w:t xml:space="preserve">space—plausible given five regimes with different activation methods, particle sizes,</w:t>
+      </w:r>
+      <w:r>
+        <w:t xml:space="preserve"> </w:t>
+      </w:r>
+      <w:r>
+        <w:t xml:space="preserve">and alkali types—a model trained on some studies will fail on others even under</w:t>
+      </w:r>
+      <w:r>
+        <w:t xml:space="preserve"> </w:t>
+      </w:r>
+      <w:r>
+        <w:t xml:space="preserve">identical measurement protocols, because the held-out study’s conditions are out of</w:t>
+      </w:r>
+      <w:r>
+        <w:t xml:space="preserve"> </w:t>
+      </w:r>
+      <w:r>
+        <w:t xml:space="preserve">distribution. We cannot currently separate these contributions quantitatively; the</w:t>
+      </w:r>
+      <w:r>
+        <w:t xml:space="preserve"> </w:t>
+      </w:r>
+      <m:oMath>
+        <m:r>
+          <m:t>55</m:t>
+        </m:r>
+        <m:r>
+          <m:rPr>
+            <m:sty m:val="p"/>
+          </m:rPr>
+          <m:t>%</m:t>
+        </m:r>
+      </m:oMath>
+      <w:r>
+        <w:t xml:space="preserve"> </w:t>
+      </w:r>
+      <w:r>
+        <w:t xml:space="preserve">methodology attribution addresses the heterogeneity component but does not</w:t>
+      </w:r>
+      <w:r>
+        <w:t xml:space="preserve"> </w:t>
+      </w:r>
+      <w:r>
+        <w:t xml:space="preserve">isolate it from extrapolation effects.</w:t>
+      </w:r>
+    </w:p>
+    <w:bookmarkEnd w:id="75"/>
+    <w:bookmarkStart w:id="76" w:name="mixed-effects-model-specification."/>
+    <w:p>
+      <w:pPr>
+        <w:pStyle w:val="Heading4"/>
+      </w:pPr>
+      <w:r>
+        <w:t xml:space="preserve">Mixed-effects model specification.</w:t>
+      </w:r>
+    </w:p>
+    <w:p>
+      <w:pPr>
+        <w:pStyle w:val="FirstParagraph"/>
+      </w:pPr>
+      <w:r>
+        <w:t xml:space="preserve">The mixed-effects meta-regression (H2) assumes homoscedastic within-study residual</w:t>
+      </w:r>
+      <w:r>
+        <w:t xml:space="preserve"> </w:t>
+      </w:r>
+      <w:r>
+        <w:t xml:space="preserve">variance. However, the within-study LOSO analysis (T_A) shows wide heterogeneity in</w:t>
+      </w:r>
+      <w:r>
+        <w:t xml:space="preserve"> </w:t>
+      </w:r>
+      <w:r>
+        <w:t xml:space="preserve">within-study predictability (</w:t>
+      </w:r>
+      <m:oMath>
+        <m:sSubSup>
+          <m:e>
+            <m:r>
+              <m:t>η</m:t>
+            </m:r>
+          </m:e>
+          <m:sub>
+            <m:r>
+              <m:rPr>
+                <m:nor/>
+                <m:sty m:val="p"/>
+              </m:rPr>
+              <m:t>study</m:t>
+            </m:r>
+          </m:sub>
+          <m:sup>
+            <m:r>
+              <m:t>2</m:t>
+            </m:r>
+          </m:sup>
+        </m:sSubSup>
+        <m:r>
+          <m:t>​</m:t>
+        </m:r>
+        <m:r>
+          <m:rPr>
+            <m:sty m:val="p"/>
+          </m:rPr>
+          <m:t>=</m:t>
+        </m:r>
+        <m:r>
+          <m:t>​</m:t>
+        </m:r>
+        <m:r>
+          <m:t>0.496</m:t>
+        </m:r>
+      </m:oMath>
+      <w:r>
+        <w:t xml:space="preserve">). If residual variance</w:t>
+      </w:r>
+      <w:r>
+        <w:t xml:space="preserve"> </w:t>
+      </w:r>
+      <w:r>
+        <w:t xml:space="preserve">differs substantially across studies, REML estimates may be inefficient and fixed-effect</w:t>
+      </w:r>
+      <w:r>
+        <w:t xml:space="preserve"> </w:t>
+      </w:r>
+      <w:r>
+        <w:t xml:space="preserve">standard errors biased, making the null regime effect harder to interpret. Influence</w:t>
+      </w:r>
+      <w:r>
+        <w:t xml:space="preserve"> </w:t>
+      </w:r>
+      <w:r>
+        <w:t xml:space="preserve">diagnostics and heteroscedastic alternatives were not performed; the H2 null should be</w:t>
+      </w:r>
+      <w:r>
+        <w:t xml:space="preserve"> </w:t>
+      </w:r>
+      <w:r>
+        <w:t xml:space="preserve">replicated in a larger sample.</w:t>
+      </w:r>
+    </w:p>
+    <w:bookmarkEnd w:id="76"/>
+    <w:bookmarkStart w:id="77" w:name="laboratory-clustering."/>
+    <w:p>
+      <w:pPr>
+        <w:pStyle w:val="Heading4"/>
+      </w:pPr>
+      <w:r>
+        <w:t xml:space="preserve">Laboratory clustering.</w:t>
+      </w:r>
+    </w:p>
+    <w:p>
+      <w:pPr>
+        <w:pStyle w:val="FirstParagraph"/>
+      </w:pPr>
+      <w:r>
+        <w:t xml:space="preserve">The study-grouped cross-validation treats each DOI as an independent unit. Multiple</w:t>
+      </w:r>
+      <w:r>
+        <w:t xml:space="preserve"> </w:t>
+      </w:r>
+      <w:r>
+        <w:t xml:space="preserve">papers from the same laboratory or principal investigator may share unmeasured</w:t>
+      </w:r>
+      <w:r>
+        <w:t xml:space="preserve"> </w:t>
+      </w:r>
+      <w:r>
+        <w:t xml:space="preserve">similarities (equipment, protocols, calibration) that DOI-level grouping does not</w:t>
+      </w:r>
+      <w:r>
+        <w:t xml:space="preserve"> </w:t>
+      </w:r>
+      <w:r>
+        <w:t xml:space="preserve">capture. If studies cluster by laboratory, the observed</w:t>
+      </w:r>
+      <w:r>
+        <w:t xml:space="preserve"> </w:t>
+      </w:r>
+      <m:oMath>
+        <m:sSubSup>
+          <m:e>
+            <m:r>
+              <m:t>R</m:t>
+            </m:r>
+          </m:e>
+          <m:sub>
+            <m:r>
+              <m:rPr>
+                <m:nor/>
+                <m:sty m:val="p"/>
+              </m:rPr>
+              <m:t>grouped</m:t>
+            </m:r>
+          </m:sub>
+          <m:sup>
+            <m:r>
+              <m:t>2</m:t>
+            </m:r>
+          </m:sup>
+        </m:sSubSup>
+      </m:oMath>
+      <w:r>
+        <w:t xml:space="preserve"> </w:t>
+      </w:r>
+      <w:r>
+        <w:t xml:space="preserve">may</w:t>
+      </w:r>
+      <w:r>
+        <w:t xml:space="preserve"> </w:t>
+      </w:r>
+      <w:r>
+        <w:t xml:space="preserve">still overestimate true cross-laboratory generalization. A lab-grouped cross-validation</w:t>
+      </w:r>
+      <w:r>
+        <w:t xml:space="preserve"> </w:t>
+      </w:r>
+      <w:r>
+        <w:t xml:space="preserve">was not performed; future work should construct a study-to-laboratory mapping and</w:t>
+      </w:r>
+      <w:r>
+        <w:t xml:space="preserve"> </w:t>
+      </w:r>
+      <w:r>
+        <w:t xml:space="preserve">test whether the optimism gap widens under stricter grouping.</w:t>
+      </w:r>
+    </w:p>
+    <w:bookmarkEnd w:id="77"/>
+    <w:bookmarkEnd w:id="78"/>
+    <w:bookmarkEnd w:id="79"/>
+    <w:bookmarkStart w:id="80" w:name="conclusion"/>
+    <w:p>
+      <w:pPr>
+        <w:pStyle w:val="Heading1"/>
+      </w:pPr>
+      <w:r>
+        <w:t xml:space="preserve">Conclusion</w:t>
+      </w:r>
+    </w:p>
+    <w:p>
+      <w:pPr>
+        <w:pStyle w:val="FirstParagraph"/>
+      </w:pPr>
+      <w:r>
+        <w:t xml:space="preserve">We unified the scattered aluminum–water hydrolysis literature into a provenance-tracked,</w:t>
+      </w:r>
+      <w:r>
+        <w:t xml:space="preserve"> </w:t>
+      </w:r>
+      <w:r>
+        <w:t xml:space="preserve">quality-tiered open dataset and used leakage-controlled, pre-registered analysis to test</w:t>
+      </w:r>
+      <w:r>
+        <w:t xml:space="preserve"> </w:t>
+      </w:r>
+      <w:r>
+        <w:t xml:space="preserve">whether its long-documented contradictions are physical or methodological. The data answer</w:t>
+      </w:r>
+      <w:r>
+        <w:t xml:space="preserve"> </w:t>
+      </w:r>
+      <w:r>
+        <w:t xml:space="preserve">clearly, if associationally: under study-grouped evaluation naive pooling fails, the</w:t>
+      </w:r>
+      <w:r>
+        <w:t xml:space="preserve"> </w:t>
+      </w:r>
+      <w:r>
+        <w:t xml:space="preserve">physico-chemical regime explains</w:t>
+      </w:r>
+      <w:r>
+        <w:t xml:space="preserve"> </w:t>
+      </w:r>
+      <m:oMath>
+        <m:r>
+          <m:rPr>
+            <m:sty m:val="p"/>
+          </m:rPr>
+          <m:t>≈</m:t>
+        </m:r>
+        <m:r>
+          <m:t>​</m:t>
+        </m:r>
+        <m:r>
+          <m:t>2</m:t>
+        </m:r>
+        <m:r>
+          <m:rPr>
+            <m:sty m:val="p"/>
+          </m:rPr>
+          <m:t>%</m:t>
+        </m:r>
+      </m:oMath>
+      <w:r>
+        <w:t xml:space="preserve"> </w:t>
+      </w:r>
+      <w:r>
+        <w:t xml:space="preserve">(bootstrap 95 % CI</w:t>
+      </w:r>
+      <w:r>
+        <w:t xml:space="preserve"> </w:t>
+      </w:r>
+      <m:oMath>
+        <m:r>
+          <m:rPr>
+            <m:sty m:val="p"/>
+          </m:rPr>
+          <m:t>[</m:t>
+        </m:r>
+        <m:r>
+          <m:t>0.02</m:t>
+        </m:r>
+        <m:r>
+          <m:rPr>
+            <m:sty m:val="p"/>
+          </m:rPr>
+          <m:t>,</m:t>
+        </m:r>
+        <m:r>
+          <m:t> </m:t>
+        </m:r>
+        <m:r>
+          <m:t>0.37</m:t>
+        </m:r>
+        <m:r>
+          <m:rPr>
+            <m:sty m:val="p"/>
+          </m:rPr>
+          <m:t>]</m:t>
+        </m:r>
+      </m:oMath>
+      <w:r>
+        <w:t xml:space="preserve">) of the between-study yield variance while</w:t>
+      </w:r>
+      <w:r>
+        <w:t xml:space="preserve"> </w:t>
+      </w:r>
+      <w:r>
+        <w:t xml:space="preserve">methodological covariates explain</w:t>
+      </w:r>
+      <w:r>
+        <w:t xml:space="preserve"> </w:t>
+      </w:r>
+      <m:oMath>
+        <m:r>
+          <m:rPr>
+            <m:sty m:val="p"/>
+          </m:rPr>
+          <m:t>≈</m:t>
+        </m:r>
+        <m:r>
+          <m:t>​</m:t>
+        </m:r>
+        <m:r>
+          <m:t>55</m:t>
+        </m:r>
+        <m:r>
+          <m:rPr>
+            <m:sty m:val="p"/>
+          </m:rPr>
+          <m:t>%</m:t>
+        </m:r>
+      </m:oMath>
+      <w:r>
+        <w:t xml:space="preserve"> </w:t>
+      </w:r>
+      <w:r>
+        <w:t xml:space="preserve">(temperature control alone</w:t>
+      </w:r>
+      <w:r>
+        <w:t xml:space="preserve"> </w:t>
+      </w:r>
+      <m:oMath>
+        <m:r>
+          <m:rPr>
+            <m:sty m:val="p"/>
+          </m:rPr>
+          <m:t>≈</m:t>
+        </m:r>
+        <m:r>
+          <m:t>​</m:t>
+        </m:r>
+        <m:r>
+          <m:t>33</m:t>
+        </m:r>
+        <m:r>
+          <m:rPr>
+            <m:sty m:val="p"/>
+          </m:rPr>
+          <m:t>%</m:t>
+        </m:r>
+      </m:oMath>
+      <w:r>
+        <w:t xml:space="preserve">),</w:t>
+      </w:r>
+      <w:r>
+        <w:t xml:space="preserve"> </w:t>
+      </w:r>
+      <w:r>
+        <w:t xml:space="preserve">and the flagship particle-size contradiction is consistent within studies. The contradictions</w:t>
+      </w:r>
+      <w:r>
+        <w:t xml:space="preserve"> </w:t>
+      </w:r>
+      <w:r>
+        <w:t xml:space="preserve">are predominantly an artifact of non-standardized measurement, not genuine regime</w:t>
+      </w:r>
+      <w:r>
+        <w:t xml:space="preserve"> </w:t>
+      </w:r>
+      <w:r>
+        <w:t xml:space="preserve">disagreement. Beyond the finding, the contribution is durable infrastructure—an open</w:t>
+      </w:r>
+      <w:r>
+        <w:t xml:space="preserve"> </w:t>
+      </w:r>
+      <w:r>
+        <w:t xml:space="preserve">dataset, a reproducible leakage-controlled benchmark, and a proposed minimum-information</w:t>
+      </w:r>
+      <w:r>
+        <w:t xml:space="preserve"> </w:t>
+      </w:r>
+      <w:r>
+        <w:t xml:space="preserve">reporting checklist—that, if prospectively adopted and validated, could reduce methodological</w:t>
+      </w:r>
+      <w:r>
+        <w:t xml:space="preserve"> </w:t>
+      </w:r>
+      <w:r>
+        <w:t xml:space="preserve">variance and improve poolability.</w:t>
+      </w:r>
+    </w:p>
+    <w:bookmarkEnd w:id="80"/>
+    <w:bookmarkStart w:id="82" w:name="data-and-code-availability"/>
+    <w:p>
+      <w:pPr>
+        <w:pStyle w:val="Heading1"/>
+      </w:pPr>
+      <w:r>
+        <w:t xml:space="preserve">Data and code availability</w:t>
+      </w:r>
+    </w:p>
+    <w:p>
+      <w:pPr>
+        <w:pStyle w:val="FirstParagraph"/>
+      </w:pPr>
+      <w:r>
         <w:t xml:space="preserve">The curated dataset (315 condition-level yield rows and the separate 76-row kinetic table), the</w:t>
       </w:r>
       <w:r>
@@ -13735,7 +14542,7 @@
       <w:r>
         <w:t xml:space="preserve"> </w:t>
       </w:r>
-      <w:hyperlink r:id="rId77">
+      <w:hyperlink r:id="rId81">
         <w:r>
           <w:rPr>
             <w:rStyle w:val="Hyperlink"/>
@@ -13753,8 +14560,8 @@
         <w:t xml:space="preserve">schema, provenance, quality tiers, and scope accompanies the deposit.</w:t>
       </w:r>
     </w:p>
-    <w:bookmarkEnd w:id="78"/>
-    <w:bookmarkStart w:id="79" w:name="acknowledgements"/>
+    <w:bookmarkEnd w:id="82"/>
+    <w:bookmarkStart w:id="83" w:name="acknowledgements"/>
     <w:p>
       <w:pPr>
         <w:pStyle w:val="Heading1"/>
@@ -13771,8 +14578,8 @@
         <w:t xml:space="preserve">This research received no specific grant from funding agencies in the public, commercial, or not-for-profit sectors.</w:t>
       </w:r>
     </w:p>
-    <w:bookmarkEnd w:id="79"/>
-    <w:bookmarkStart w:id="80" w:name="declaration-of-competing-interest"/>
+    <w:bookmarkEnd w:id="83"/>
+    <w:bookmarkStart w:id="84" w:name="declaration-of-competing-interest"/>
     <w:p>
       <w:pPr>
         <w:pStyle w:val="Heading1"/>
@@ -13789,8 +14596,8 @@
         <w:t xml:space="preserve">The author declares no competing financial or personal interests.</w:t>
       </w:r>
     </w:p>
-    <w:bookmarkEnd w:id="80"/>
-    <w:bookmarkStart w:id="81" w:name="credit-authorship-contribution-statement"/>
+    <w:bookmarkEnd w:id="84"/>
+    <w:bookmarkStart w:id="85" w:name="credit-authorship-contribution-statement"/>
     <w:p>
       <w:pPr>
         <w:pStyle w:val="Heading1"/>
@@ -13823,8 +14630,8 @@
         <w:t xml:space="preserve">Writing – original draft, Writing – review &amp; editing, Visualization.</w:t>
       </w:r>
     </w:p>
-    <w:bookmarkEnd w:id="81"/>
-    <w:bookmarkStart w:id="82" w:name="Xfd35355eaff5be7167e13ac5f8f9ba5509cc5e8"/>
+    <w:bookmarkEnd w:id="85"/>
+    <w:bookmarkStart w:id="86" w:name="Xfd35355eaff5be7167e13ac5f8f9ba5509cc5e8"/>
     <w:p>
       <w:pPr>
         <w:pStyle w:val="Heading1"/>
@@ -13877,8 +14684,8 @@
         <w:t xml:space="preserve">no independent scientific judgements.</w:t>
       </w:r>
     </w:p>
-    <w:bookmarkEnd w:id="82"/>
-    <w:bookmarkStart w:id="87" w:name="supplementary-material"/>
+    <w:bookmarkEnd w:id="86"/>
+    <w:bookmarkStart w:id="91" w:name="supplementary-material"/>
     <w:p>
       <w:pPr>
         <w:pStyle w:val="Heading1"/>
@@ -13952,7 +14759,7 @@
         <w:t xml:space="preserve">).</w:t>
       </w:r>
     </w:p>
-    <w:bookmarkStart w:id="84" w:name="Xa9c3b58d9abd5cb8f772648c2f76997974e2040"/>
+    <w:bookmarkStart w:id="88" w:name="Xa9c3b58d9abd5cb8f772648c2f76997974e2040"/>
     <w:p>
       <w:pPr>
         <w:pStyle w:val="Heading2"/>
@@ -13961,7 +14768,7 @@
         <w:t xml:space="preserve">Table SI-1: Complete data-source study list</w:t>
       </w:r>
     </w:p>
-    <w:bookmarkStart w:id="83" w:name="tab:si_sources"/>
+    <w:bookmarkStart w:id="87" w:name="tab:si_sources"/>
     <w:p>
       <w:pPr>
         <w:pStyle w:val="TableCaption"/>
@@ -16228,9 +17035,9 @@
         </w:tc>
       </w:tr>
     </w:tbl>
-    <w:bookmarkEnd w:id="83"/>
-    <w:bookmarkEnd w:id="84"/>
-    <w:bookmarkStart w:id="86" w:name="X24062c73f475a9049b1d4b16e83655fb497e037"/>
+    <w:bookmarkEnd w:id="87"/>
+    <w:bookmarkEnd w:id="88"/>
+    <w:bookmarkStart w:id="90" w:name="X24062c73f475a9049b1d4b16e83655fb497e037"/>
     <w:p>
       <w:pPr>
         <w:pStyle w:val="Heading2"/>
@@ -16239,7 +17046,7 @@
         <w:t xml:space="preserve">Table SI-2: Full random-forest permutation importance</w:t>
       </w:r>
     </w:p>
-    <w:bookmarkStart w:id="85" w:name="tab:si_perm_imp"/>
+    <w:bookmarkStart w:id="89" w:name="tab:si_perm_imp"/>
     <w:p>
       <w:pPr>
         <w:pStyle w:val="TableCaption"/>
@@ -17063,9 +17870,9 @@
         </w:tc>
       </w:tr>
     </w:tbl>
-    <w:bookmarkEnd w:id="85"/>
-    <w:bookmarkEnd w:id="86"/>
-    <w:bookmarkEnd w:id="87"/>
+    <w:bookmarkEnd w:id="89"/>
+    <w:bookmarkEnd w:id="90"/>
+    <w:bookmarkEnd w:id="91"/>
     <w:sectPr>
       <w:footnotePr>
         <w:numRestart w:val="eachSect"/>
